--- a/thesis/introduction&previous_research.docx
+++ b/thesis/introduction&previous_research.docx
@@ -66,7 +66,7 @@
     </w:p>
     <w:p>
       <w:pPr>
-        <w:pStyle w:val="Heading1"/>
+        <w:pStyle w:val="Naslov1"/>
       </w:pPr>
       <w:r>
         <w:t xml:space="preserve">Hypothesis </w:t>
@@ -74,7 +74,7 @@
     </w:p>
     <w:p>
       <w:pPr>
-        <w:pStyle w:val="ListParagraph"/>
+        <w:pStyle w:val="Odstavekseznama"/>
         <w:numPr>
           <w:ilvl w:val="0"/>
           <w:numId w:val="1"/>
@@ -107,26 +107,12 @@
         <w:rPr>
           <w:rFonts w:cs="Times New Roman"/>
         </w:rPr>
-        <w:t xml:space="preserve">We do not have any serious perturbations a too small cohort to talk about stability. To talk about persistence nobody has good enough methodology. And </w:t>
-      </w:r>
-      <w:proofErr w:type="gramStart"/>
-      <w:r>
-        <w:rPr>
-          <w:rFonts w:cs="Times New Roman"/>
-        </w:rPr>
-        <w:t>so</w:t>
-      </w:r>
-      <w:proofErr w:type="gramEnd"/>
-      <w:r>
-        <w:rPr>
-          <w:rFonts w:cs="Times New Roman"/>
-        </w:rPr>
-        <w:t xml:space="preserve"> the hypothesis can be disregarded at the start. But nobody mentioned this or even gave this a second look/thought. </w:t>
-      </w:r>
-    </w:p>
-    <w:p>
-      <w:pPr>
-        <w:pStyle w:val="ListParagraph"/>
+        <w:t xml:space="preserve">We do not have any serious perturbations a too small cohort to talk about stability. To talk about persistence nobody has good enough methodology. And so the hypothesis can be disregarded at the start. But nobody mentioned this or even gave this a second look/thought. </w:t>
+      </w:r>
+    </w:p>
+    <w:p>
+      <w:pPr>
+        <w:pStyle w:val="Odstavekseznama"/>
         <w:numPr>
           <w:ilvl w:val="0"/>
           <w:numId w:val="1"/>
@@ -151,7 +137,7 @@
     </w:p>
     <w:p>
       <w:pPr>
-        <w:pStyle w:val="ListParagraph"/>
+        <w:pStyle w:val="Odstavekseznama"/>
         <w:numPr>
           <w:ilvl w:val="0"/>
           <w:numId w:val="1"/>
@@ -176,7 +162,7 @@
     </w:p>
     <w:p>
       <w:pPr>
-        <w:pStyle w:val="Heading1"/>
+        <w:pStyle w:val="Naslov1"/>
       </w:pPr>
       <w:r>
         <w:t xml:space="preserve">Research goals </w:t>
@@ -184,7 +170,7 @@
     </w:p>
     <w:p>
       <w:pPr>
-        <w:pStyle w:val="ListParagraph"/>
+        <w:pStyle w:val="Odstavekseznama"/>
         <w:numPr>
           <w:ilvl w:val="0"/>
           <w:numId w:val="2"/>
@@ -202,7 +188,7 @@
     </w:p>
     <w:p>
       <w:pPr>
-        <w:pStyle w:val="ListParagraph"/>
+        <w:pStyle w:val="Odstavekseznama"/>
         <w:numPr>
           <w:ilvl w:val="0"/>
           <w:numId w:val="2"/>
@@ -226,7 +212,7 @@
     </w:p>
     <w:p>
       <w:pPr>
-        <w:pStyle w:val="ListParagraph"/>
+        <w:pStyle w:val="Odstavekseznama"/>
         <w:numPr>
           <w:ilvl w:val="0"/>
           <w:numId w:val="2"/>
@@ -253,7 +239,7 @@
     </w:p>
     <w:p>
       <w:pPr>
-        <w:pStyle w:val="Heading1"/>
+        <w:pStyle w:val="Naslov1"/>
       </w:pPr>
       <w:r>
         <w:t>REVIEW OF PREVIOUS RESEARCH</w:t>
@@ -261,7 +247,7 @@
     </w:p>
     <w:p>
       <w:pPr>
-        <w:pStyle w:val="Heading2"/>
+        <w:pStyle w:val="Naslov2"/>
       </w:pPr>
       <w:r>
         <w:t>Human gut microbiota</w:t>
@@ -275,7 +261,7 @@
     </w:p>
     <w:p>
       <w:pPr>
-        <w:pStyle w:val="ListParagraph"/>
+        <w:pStyle w:val="Odstavekseznama"/>
         <w:numPr>
           <w:ilvl w:val="0"/>
           <w:numId w:val="3"/>
@@ -287,7 +273,7 @@
     </w:p>
     <w:p>
       <w:pPr>
-        <w:pStyle w:val="ListParagraph"/>
+        <w:pStyle w:val="Odstavekseznama"/>
         <w:numPr>
           <w:ilvl w:val="0"/>
           <w:numId w:val="3"/>
@@ -299,7 +285,7 @@
     </w:p>
     <w:p>
       <w:pPr>
-        <w:pStyle w:val="ListParagraph"/>
+        <w:pStyle w:val="Odstavekseznama"/>
         <w:numPr>
           <w:ilvl w:val="0"/>
           <w:numId w:val="3"/>
@@ -317,7 +303,7 @@
     </w:p>
     <w:p>
       <w:pPr>
-        <w:pStyle w:val="ListParagraph"/>
+        <w:pStyle w:val="Odstavekseznama"/>
         <w:numPr>
           <w:ilvl w:val="0"/>
           <w:numId w:val="3"/>
@@ -385,132 +371,219 @@
       </w:r>
     </w:p>
     <w:p>
+      <w:pPr>
+        <w:rPr>
+          <w:lang w:val="es-ES"/>
+        </w:rPr>
+      </w:pPr>
       <w:proofErr w:type="spellStart"/>
       <w:r>
+        <w:rPr>
+          <w:lang w:val="es-ES"/>
+        </w:rPr>
         <w:t>Nekatere</w:t>
       </w:r>
       <w:proofErr w:type="spellEnd"/>
       <w:r>
+        <w:rPr>
+          <w:lang w:val="es-ES"/>
+        </w:rPr>
         <w:t xml:space="preserve"> </w:t>
       </w:r>
       <w:proofErr w:type="spellStart"/>
       <w:r>
+        <w:rPr>
+          <w:lang w:val="es-ES"/>
+        </w:rPr>
         <w:t>študije</w:t>
       </w:r>
       <w:proofErr w:type="spellEnd"/>
       <w:r>
+        <w:rPr>
+          <w:lang w:val="es-ES"/>
+        </w:rPr>
         <w:t xml:space="preserve"> se </w:t>
       </w:r>
       <w:proofErr w:type="spellStart"/>
       <w:r>
+        <w:rPr>
+          <w:lang w:val="es-ES"/>
+        </w:rPr>
         <w:t>osredotočajo</w:t>
       </w:r>
       <w:proofErr w:type="spellEnd"/>
       <w:r>
+        <w:rPr>
+          <w:lang w:val="es-ES"/>
+        </w:rPr>
         <w:t xml:space="preserve"> </w:t>
       </w:r>
       <w:proofErr w:type="spellStart"/>
       <w:r>
+        <w:rPr>
+          <w:lang w:val="es-ES"/>
+        </w:rPr>
         <w:t>tudi</w:t>
       </w:r>
       <w:proofErr w:type="spellEnd"/>
       <w:r>
+        <w:rPr>
+          <w:lang w:val="es-ES"/>
+        </w:rPr>
         <w:t xml:space="preserve"> </w:t>
       </w:r>
       <w:proofErr w:type="spellStart"/>
       <w:r>
+        <w:rPr>
+          <w:lang w:val="es-ES"/>
+        </w:rPr>
         <w:t>na</w:t>
       </w:r>
       <w:proofErr w:type="spellEnd"/>
       <w:r>
+        <w:rPr>
+          <w:lang w:val="es-ES"/>
+        </w:rPr>
         <w:t xml:space="preserve"> </w:t>
       </w:r>
       <w:proofErr w:type="spellStart"/>
       <w:r>
+        <w:rPr>
+          <w:lang w:val="es-ES"/>
+        </w:rPr>
         <w:t>gleve</w:t>
       </w:r>
       <w:proofErr w:type="spellEnd"/>
       <w:r>
-        <w:t xml:space="preserve"> ( </w:t>
+        <w:rPr>
+          <w:lang w:val="es-ES"/>
+        </w:rPr>
+        <w:t xml:space="preserve"> ( vendar je </w:t>
       </w:r>
       <w:proofErr w:type="spellStart"/>
       <w:r>
-        <w:t>vendar</w:t>
+        <w:rPr>
+          <w:lang w:val="es-ES"/>
+        </w:rPr>
+        <w:t>za</w:t>
       </w:r>
       <w:proofErr w:type="spellEnd"/>
       <w:r>
-        <w:t xml:space="preserve"> je za le </w:t>
+        <w:rPr>
+          <w:lang w:val="es-ES"/>
+        </w:rPr>
+        <w:t xml:space="preserve"> le te </w:t>
       </w:r>
       <w:proofErr w:type="spellStart"/>
       <w:r>
-        <w:t>te</w:t>
+        <w:rPr>
+          <w:lang w:val="es-ES"/>
+        </w:rPr>
+        <w:t>dokazano</w:t>
       </w:r>
       <w:proofErr w:type="spellEnd"/>
       <w:r>
+        <w:rPr>
+          <w:lang w:val="es-ES"/>
+        </w:rPr>
+        <w:t xml:space="preserve"> da se v </w:t>
+      </w:r>
+      <w:proofErr w:type="spellStart"/>
+      <w:r>
+        <w:rPr>
+          <w:lang w:val="es-ES"/>
+        </w:rPr>
+        <w:t>črevesju</w:t>
+      </w:r>
+      <w:proofErr w:type="spellEnd"/>
+      <w:r>
+        <w:rPr>
+          <w:lang w:val="es-ES"/>
+        </w:rPr>
         <w:t xml:space="preserve"> </w:t>
       </w:r>
       <w:proofErr w:type="spellStart"/>
       <w:r>
-        <w:t>dokazano</w:t>
+        <w:rPr>
+          <w:lang w:val="es-ES"/>
+        </w:rPr>
+        <w:t>pojavljajo</w:t>
       </w:r>
       <w:proofErr w:type="spellEnd"/>
       <w:r>
-        <w:t xml:space="preserve"> da se v </w:t>
+        <w:rPr>
+          <w:lang w:val="es-ES"/>
+        </w:rPr>
+        <w:t xml:space="preserve"> </w:t>
       </w:r>
       <w:proofErr w:type="spellStart"/>
       <w:r>
-        <w:t>črevesju</w:t>
+        <w:rPr>
+          <w:lang w:val="es-ES"/>
+        </w:rPr>
+        <w:t>sporadično</w:t>
       </w:r>
       <w:proofErr w:type="spellEnd"/>
       <w:r>
+        <w:rPr>
+          <w:lang w:val="es-ES"/>
+        </w:rPr>
+        <w:t xml:space="preserve"> in </w:t>
+      </w:r>
+      <w:proofErr w:type="spellStart"/>
+      <w:r>
+        <w:rPr>
+          <w:lang w:val="es-ES"/>
+        </w:rPr>
+        <w:t>niso</w:t>
+      </w:r>
+      <w:proofErr w:type="spellEnd"/>
+      <w:r>
+        <w:rPr>
+          <w:lang w:val="es-ES"/>
+        </w:rPr>
         <w:t xml:space="preserve"> </w:t>
       </w:r>
       <w:proofErr w:type="spellStart"/>
       <w:r>
-        <w:t>pojavljajo</w:t>
+        <w:rPr>
+          <w:lang w:val="es-ES"/>
+        </w:rPr>
+        <w:t>stalno</w:t>
       </w:r>
       <w:proofErr w:type="spellEnd"/>
       <w:r>
+        <w:rPr>
+          <w:lang w:val="es-ES"/>
+        </w:rPr>
         <w:t xml:space="preserve"> </w:t>
       </w:r>
       <w:proofErr w:type="spellStart"/>
       <w:r>
-        <w:t>sporadično</w:t>
+        <w:rPr>
+          <w:lang w:val="es-ES"/>
+        </w:rPr>
+        <w:t>prisotne</w:t>
       </w:r>
       <w:proofErr w:type="spellEnd"/>
       <w:r>
-        <w:t xml:space="preserve"> in </w:t>
+        <w:rPr>
+          <w:lang w:val="es-ES"/>
+        </w:rPr>
+        <w:t xml:space="preserve"> (</w:t>
       </w:r>
       <w:proofErr w:type="spellStart"/>
       <w:r>
-        <w:t>niso</w:t>
+        <w:rPr>
+          <w:lang w:val="es-ES"/>
+        </w:rPr>
+        <w:t>Mahnic</w:t>
       </w:r>
       <w:proofErr w:type="spellEnd"/>
       <w:r>
-        <w:t xml:space="preserve"> </w:t>
-      </w:r>
-      <w:proofErr w:type="spellStart"/>
-      <w:r>
-        <w:t>stalno</w:t>
-      </w:r>
-      <w:proofErr w:type="spellEnd"/>
-      <w:r>
-        <w:t xml:space="preserve"> </w:t>
-      </w:r>
-      <w:proofErr w:type="spellStart"/>
-      <w:r>
-        <w:t>prisotne</w:t>
-      </w:r>
-      <w:proofErr w:type="spellEnd"/>
-      <w:r>
-        <w:t xml:space="preserve"> (</w:t>
-      </w:r>
-      <w:proofErr w:type="spellStart"/>
-      <w:r>
-        <w:t>Mahnic</w:t>
-      </w:r>
-      <w:proofErr w:type="spellEnd"/>
-      <w:r>
+        <w:rPr>
+          <w:lang w:val="es-ES"/>
+        </w:rPr>
         <w:t xml:space="preserve"> et al. 2018)</w:t>
       </w:r>
     </w:p>
@@ -518,18 +591,20 @@
       <w:pPr>
         <w:rPr>
           <w:noProof/>
+          <w:lang w:val="es-ES"/>
         </w:rPr>
       </w:pPr>
       <w:r>
         <w:rPr>
           <w:noProof/>
+          <w:lang w:val="es-ES"/>
         </w:rPr>
         <w:t xml:space="preserve">Črevesna mikrobiota skozi čas - kaj vem ? </w:t>
       </w:r>
     </w:p>
     <w:p>
       <w:pPr>
-        <w:pStyle w:val="ListParagraph"/>
+        <w:pStyle w:val="Odstavekseznama"/>
         <w:numPr>
           <w:ilvl w:val="0"/>
           <w:numId w:val="4"/>
@@ -538,18 +613,20 @@
         <w:jc w:val="left"/>
         <w:rPr>
           <w:noProof/>
+          <w:lang w:val="es-ES"/>
         </w:rPr>
       </w:pPr>
       <w:r>
         <w:rPr>
           <w:noProof/>
+          <w:lang w:val="es-ES"/>
         </w:rPr>
         <w:t xml:space="preserve">Raziskave amplikonskega sekvenciranja kažejo na izjemno ohranjenost taksonomskih skupin (deblo, red skozi čas) od 1 meseca, do več mesecev in let. 1 študija (Billy Apple) tudi na taksonomsko ohranjenost skozi 46 let. </w:t>
       </w:r>
     </w:p>
     <w:p>
       <w:pPr>
-        <w:pStyle w:val="ListParagraph"/>
+        <w:pStyle w:val="Odstavekseznama"/>
         <w:numPr>
           <w:ilvl w:val="0"/>
           <w:numId w:val="4"/>
@@ -563,8 +640,15 @@
       <w:r>
         <w:rPr>
           <w:noProof/>
-        </w:rPr>
-        <w:t xml:space="preserve">Raziskave metagenomsko sekvenciranje pa kažejo da ja višji taksonomski nivoji se ohrnajajo skozi daljša časovna obdobja, medtem ko vrste/sevi se odvisno od vrste bakterije kar zamenjujejo oz. Mutirajo za v človeka pomembnem času. </w:t>
+          <w:lang w:val="es-ES"/>
+        </w:rPr>
+        <w:t xml:space="preserve">Raziskave metagenomsko sekvenciranje pa kažejo da ja višji taksonomski nivoji se ohrnajajo skozi daljša časovna obdobja, medtem ko vrste/sevi se odvisno od vrste bakterije kar zamenjujejo oz. </w:t>
+      </w:r>
+      <w:r>
+        <w:rPr>
+          <w:noProof/>
+        </w:rPr>
+        <w:t xml:space="preserve">Mutirajo za v človeka pomembnem času. </w:t>
       </w:r>
     </w:p>
     <w:p>
@@ -598,20 +682,12 @@
       </w:r>
       <w:proofErr w:type="spellEnd"/>
       <w:r>
-        <w:t xml:space="preserve"> samples, we compared DNA yield, alpha and beta diversity as well as taxonomy, abundance, and proportion of shared and differentially abundant zero-radius operational taxonomic units (</w:t>
-      </w:r>
-      <w:proofErr w:type="spellStart"/>
-      <w:r>
-        <w:t>ZOTUs</w:t>
-      </w:r>
-      <w:proofErr w:type="spellEnd"/>
-      <w:r>
-        <w:t>).</w:t>
-      </w:r>
-    </w:p>
-    <w:p>
-      <w:pPr>
-        <w:pStyle w:val="Heading2"/>
+        <w:t xml:space="preserve"> samples, we compared DNA yield, alpha and beta diversity as well as taxonomy, abundance, and proportion of shared and differentially abundant zero-radius operational taxonomic units (ZOTUs).</w:t>
+      </w:r>
+    </w:p>
+    <w:p>
+      <w:pPr>
+        <w:pStyle w:val="Naslov2"/>
       </w:pPr>
       <w:r>
         <w:t>Studies of sporobiota / other resistant bacteria in the human gut</w:t>
@@ -634,7 +710,7 @@
     </w:p>
     <w:p>
       <w:pPr>
-        <w:pStyle w:val="Heading2"/>
+        <w:pStyle w:val="Naslov2"/>
       </w:pPr>
       <w:r>
         <w:t>Human gut sporobiota + longitudinal (mention Kearney)</w:t>
@@ -642,7 +718,7 @@
     </w:p>
     <w:p>
       <w:pPr>
-        <w:pStyle w:val="ListParagraph"/>
+        <w:pStyle w:val="Odstavekseznama"/>
         <w:numPr>
           <w:ilvl w:val="0"/>
           <w:numId w:val="3"/>
@@ -654,7 +730,7 @@
     </w:p>
     <w:p>
       <w:pPr>
-        <w:pStyle w:val="Heading2"/>
+        <w:pStyle w:val="Naslov2"/>
       </w:pPr>
       <w:r>
         <w:tab/>
@@ -663,7 +739,7 @@
     </w:p>
     <w:p>
       <w:pPr>
-        <w:pStyle w:val="Heading2"/>
+        <w:pStyle w:val="Naslov2"/>
       </w:pPr>
       <w:r>
         <w:tab/>
@@ -672,7 +748,7 @@
     </w:p>
     <w:p>
       <w:pPr>
-        <w:pStyle w:val="ListParagraph"/>
+        <w:pStyle w:val="Odstavekseznama"/>
         <w:numPr>
           <w:ilvl w:val="0"/>
           <w:numId w:val="3"/>
@@ -731,16 +807,7 @@
           <w:szCs w:val="24"/>
           <w:lang w:val="en-GB"/>
         </w:rPr>
-        <w:t xml:space="preserve">, 2014). Evolutionary analyses of sporulation genes revealed that this developmental process evolved once in the </w:t>
-      </w:r>
-      <w:proofErr w:type="gramStart"/>
-      <w:r>
-        <w:rPr>
-          <w:sz w:val="24"/>
-          <w:szCs w:val="24"/>
-          <w:lang w:val="en-GB"/>
-        </w:rPr>
-        <w:t xml:space="preserve">phylum  </w:t>
+        <w:t xml:space="preserve">, 2014). Evolutionary analyses of sporulation genes revealed that this developmental process evolved once in the phylum  </w:t>
       </w:r>
       <w:r>
         <w:rPr>
@@ -752,7 +819,6 @@
         </w:rPr>
         <w:t>Bacillota</w:t>
       </w:r>
-      <w:proofErr w:type="gramEnd"/>
       <w:r>
         <w:rPr>
           <w:sz w:val="24"/>
@@ -787,25 +853,7 @@
           <w:szCs w:val="24"/>
           <w:lang w:val="en-GB"/>
         </w:rPr>
-        <w:t xml:space="preserve">Endospore producing bacteria have different mechanisms for defence from high temperature or prolonged emersion in high concentration of ethanol (Beaman et al., 1988; Thomas, 2012; Salvage et al., 2014; Tetz and Tetz, 2017).  </w:t>
-      </w:r>
-      <w:proofErr w:type="gramStart"/>
-      <w:r>
-        <w:rPr>
-          <w:sz w:val="24"/>
-          <w:szCs w:val="24"/>
-          <w:lang w:val="en-GB"/>
-        </w:rPr>
-        <w:t>Spores</w:t>
-      </w:r>
-      <w:proofErr w:type="gramEnd"/>
-      <w:r>
-        <w:rPr>
-          <w:sz w:val="24"/>
-          <w:szCs w:val="24"/>
-          <w:lang w:val="en-GB"/>
-        </w:rPr>
-        <w:t xml:space="preserve"> resistance to ethanol is enabled with detoxification trough external layers of spore coat (Henriques and Moran, 2007), reduced permeability and mobility of inner membrane (Cowan et al., 2004), and the protection of core content through a restriction of the macromolecules mobility in the coat. Outer spore coat layer is composed of more than 70 different proteins (</w:t>
+        <w:t>Endospore producing bacteria have different mechanisms for defence from high temperature or prolonged emersion in high concentration of ethanol (Beaman et al., 1988; Thomas, 2012; Salvage et al., 2014; Tetz and Tetz, 2017).  Spores resistance to ethanol is enabled with detoxification trough external layers of spore coat (Henriques and Moran, 2007), reduced permeability and mobility of inner membrane (Cowan et al., 2004), and the protection of core content through a restriction of the macromolecules mobility in the coat. Outer spore coat layer is composed of more than 70 different proteins (</w:t>
       </w:r>
       <w:proofErr w:type="spellStart"/>
       <w:r>
@@ -877,7 +925,7 @@
           <w:szCs w:val="24"/>
           <w:lang w:val="en-GB"/>
         </w:rPr>
-        <w:t xml:space="preserve"> ions and α/β-type small acid-soluble spore proteins (</w:t>
+        <w:t xml:space="preserve"> ions and α/β-type small acid-soluble spore proteins (SASP) which protect DNA from damage (</w:t>
       </w:r>
       <w:proofErr w:type="spellStart"/>
       <w:r>
@@ -886,7 +934,7 @@
           <w:szCs w:val="24"/>
           <w:lang w:val="en-GB"/>
         </w:rPr>
-        <w:t>SASP</w:t>
+        <w:t>Jamroskovic</w:t>
       </w:r>
       <w:proofErr w:type="spellEnd"/>
       <w:r>
@@ -895,7 +943,7 @@
           <w:szCs w:val="24"/>
           <w:lang w:val="en-GB"/>
         </w:rPr>
-        <w:t>) which protect DNA from damage (</w:t>
+        <w:t>, 2016). SASPs also enable DNA repair in spore outgrowth (</w:t>
       </w:r>
       <w:proofErr w:type="spellStart"/>
       <w:r>
@@ -904,7 +952,7 @@
           <w:szCs w:val="24"/>
           <w:lang w:val="en-GB"/>
         </w:rPr>
-        <w:t>Jamroskovic</w:t>
+        <w:t>Setlow</w:t>
       </w:r>
       <w:proofErr w:type="spellEnd"/>
       <w:r>
@@ -913,61 +961,7 @@
           <w:szCs w:val="24"/>
           <w:lang w:val="en-GB"/>
         </w:rPr>
-        <w:t xml:space="preserve">, 2016). </w:t>
-      </w:r>
-      <w:proofErr w:type="spellStart"/>
-      <w:r>
-        <w:rPr>
-          <w:sz w:val="24"/>
-          <w:szCs w:val="24"/>
-          <w:lang w:val="en-GB"/>
-        </w:rPr>
-        <w:t>SASPs</w:t>
-      </w:r>
-      <w:proofErr w:type="spellEnd"/>
-      <w:r>
-        <w:rPr>
-          <w:sz w:val="24"/>
-          <w:szCs w:val="24"/>
-          <w:lang w:val="en-GB"/>
-        </w:rPr>
-        <w:t xml:space="preserve"> also enable DNA repair in spore outgrowth (</w:t>
-      </w:r>
-      <w:proofErr w:type="spellStart"/>
-      <w:r>
-        <w:rPr>
-          <w:sz w:val="24"/>
-          <w:szCs w:val="24"/>
-          <w:lang w:val="en-GB"/>
-        </w:rPr>
-        <w:t>Setlow</w:t>
-      </w:r>
-      <w:proofErr w:type="spellEnd"/>
-      <w:r>
-        <w:rPr>
-          <w:sz w:val="24"/>
-          <w:szCs w:val="24"/>
-          <w:lang w:val="en-GB"/>
-        </w:rPr>
-        <w:t xml:space="preserve">, 2006). </w:t>
-      </w:r>
-      <w:proofErr w:type="spellStart"/>
-      <w:r>
-        <w:rPr>
-          <w:sz w:val="24"/>
-          <w:szCs w:val="24"/>
-          <w:lang w:val="en-GB"/>
-        </w:rPr>
-        <w:t>SASPs</w:t>
-      </w:r>
-      <w:proofErr w:type="spellEnd"/>
-      <w:r>
-        <w:rPr>
-          <w:sz w:val="24"/>
-          <w:szCs w:val="24"/>
-          <w:lang w:val="en-GB"/>
-        </w:rPr>
-        <w:t xml:space="preserve"> and DPA present up to 20% of spore core dry weight (Sunde et al., 2009). It has been observed that heat resistance develops late in the sporulation process, after calcium is incorporated and the cortex is formed or after DPA is synthesized (</w:t>
+        <w:t>, 2006). SASPs and DPA present up to 20% of spore core dry weight (Sunde et al., 2009). It has been observed that heat resistance develops late in the sporulation process, after calcium is incorporated and the cortex is formed or after DPA is synthesized (</w:t>
       </w:r>
       <w:proofErr w:type="spellStart"/>
       <w:r>
@@ -1037,7 +1031,7 @@
     </w:p>
     <w:p>
       <w:pPr>
-        <w:pStyle w:val="Heading2"/>
+        <w:pStyle w:val="Naslov2"/>
       </w:pPr>
       <w:r>
         <w:t>Human gut resistome + l</w:t>
@@ -1207,7 +1201,7 @@
     </w:p>
     <w:p>
       <w:pPr>
-        <w:pStyle w:val="Heading2"/>
+        <w:pStyle w:val="Naslov2"/>
         <w:rPr>
           <w:b w:val="0"/>
         </w:rPr>
@@ -1215,7 +1209,7 @@
     </w:p>
     <w:p>
       <w:pPr>
-        <w:pStyle w:val="Heading2"/>
+        <w:pStyle w:val="Naslov2"/>
       </w:pPr>
       <w:r>
         <w:t xml:space="preserve">Difference between </w:t>
@@ -1226,7 +1220,7 @@
     </w:p>
     <w:p>
       <w:pPr>
-        <w:pStyle w:val="Heading2"/>
+        <w:pStyle w:val="Naslov2"/>
       </w:pPr>
       <w:r>
         <w:t>Studies on stability / persistence / seed bank</w:t>
@@ -1245,7 +1239,7 @@
     </w:p>
     <w:p>
       <w:pPr>
-        <w:pStyle w:val="ListParagraph"/>
+        <w:pStyle w:val="Odstavekseznama"/>
         <w:numPr>
           <w:ilvl w:val="0"/>
           <w:numId w:val="5"/>
@@ -1257,7 +1251,7 @@
     </w:p>
     <w:p>
       <w:pPr>
-        <w:pStyle w:val="ListParagraph"/>
+        <w:pStyle w:val="Odstavekseznama"/>
         <w:numPr>
           <w:ilvl w:val="0"/>
           <w:numId w:val="5"/>
@@ -1269,7 +1263,7 @@
     </w:p>
     <w:p>
       <w:pPr>
-        <w:pStyle w:val="ListParagraph"/>
+        <w:pStyle w:val="Odstavekseznama"/>
         <w:numPr>
           <w:ilvl w:val="0"/>
           <w:numId w:val="5"/>
@@ -1307,15 +1301,7 @@
     </w:p>
     <w:p>
       <w:r>
-        <w:t xml:space="preserve">Stability includes RESISTANCE (insensitivity to disturbance) and RESILIENCE (the rate of recovery after disturbance). Disturbance alters the community or the environment in which community resides, members of a community may die or have altered relative abundance because of disturbance. Disturbances are often classified as pulses (short term event) or presses (long-term or continuous) depending on their duration. These timeframes are dependent on the generation time of the community of interest. In microbial communities’ generation time is not long, so presses or pulses can be on scale of minutes to days or even years. Press disturbance in the human gut could be change of diet, disease, moving to a new place, while pulse disturbance in the human gut </w:t>
-      </w:r>
-      <w:proofErr w:type="gramStart"/>
-      <w:r>
-        <w:t>are</w:t>
-      </w:r>
-      <w:proofErr w:type="gramEnd"/>
-      <w:r>
-        <w:t xml:space="preserve"> more like one time over-consumption of alcohol, short holiday, etc. </w:t>
+        <w:t xml:space="preserve">Stability includes RESISTANCE (insensitivity to disturbance) and RESILIENCE (the rate of recovery after disturbance). Disturbance alters the community or the environment in which community resides, members of a community may die or have altered relative abundance because of disturbance. Disturbances are often classified as pulses (short term event) or presses (long-term or continuous) depending on their duration. These timeframes are dependent on the generation time of the community of interest. In microbial communities’ generation time is not long, so presses or pulses can be on scale of minutes to days or even years. Press disturbance in the human gut could be change of diet, disease, moving to a new place, while pulse disturbance in the human gut are more like one time over-consumption of alcohol, short holiday, etc. </w:t>
       </w:r>
     </w:p>
     <w:p>
@@ -1407,69 +1393,41 @@
         <w:rPr>
           <w:rFonts w:cs="Times New Roman"/>
         </w:rPr>
-        <w:t>(</w:t>
+        <w:t>(Lozupone et al., 2012)</w:t>
+      </w:r>
+      <w:r>
+        <w:rPr>
+          <w:lang w:val="sl-SI"/>
+        </w:rPr>
+        <w:fldChar w:fldCharType="end"/>
+      </w:r>
+    </w:p>
+    <w:p>
+      <w:r>
+        <w:t xml:space="preserve">The landscape of stable states or “regimes” for the human gut is still unknown. Samples obtained over time from the same individual are more like one another compared to those obtained from other individuals, suggesting that each person has a relatively distinct, stable community. This temporal stability can be related to the concept that stable equilibrium states exist for the microbiota, in which disturbances, stochasticity, and temporal dynamics of individual microbes produce change yet the community is still drawn to a central attractor. But </w:t>
       </w:r>
       <w:proofErr w:type="spellStart"/>
       <w:r>
+        <w:t>Zaoli</w:t>
+      </w:r>
+      <w:proofErr w:type="spellEnd"/>
+      <w:r>
+        <w:t xml:space="preserve"> et al. showed this is not the case as on the timescale of years human gut microbiota can alter between alternative stable states </w:t>
+      </w:r>
+      <w:r>
+        <w:fldChar w:fldCharType="begin"/>
+      </w:r>
+      <w:r>
+        <w:instrText xml:space="preserve"> ADDIN ZOTERO_ITEM CSL_CITATION {"citationID":"aRc7sxEa","properties":{"formattedCitation":"(Zaoli &amp; Grilli, 2021)","plainCitation":"(Zaoli &amp; Grilli, 2021)","noteIndex":0},"citationItems":[{"id":2811,"uris":["http://zotero.org/users/8873894/items/E5V9UZZV"],"itemData":{"id":2811,"type":"article-journal","abstract":"The most fundamental questions in microbial ecology concern the diversity and variability of communities. Their composition varies widely across space and time, as a result of a nontrivial combination of stochastic and deterministic processes. The interplay between nonlinear community dynamics and environmental fluctuations determines the rich statistical structure of community variability. We analyze long time series of individual human gut microbiomes and compare intra- and intercommunity dissimilarity under a macroecological framework. We show that most taxa have large but stationary fluctuations over time, while a minority of taxa display rapid changes in average abundance that cluster in time, suggesting the presence of alternative stable states. We disentangle interindividual variability in a stochastic component and a deterministic one, the latter recapitulated by differences in carrying capacities. Last, by combining environmental fluctuations and alternative stable states, we introduce a model that quantitatively predicts the statistical properties of both intra- and interindividual community variability, therefore summarizing variation in a unique macroecological framework.","container-title":"Science Advances","DOI":"10.1126/sciadv.abj2882","issue":"43","note":"publisher: American Association for the Advancement of Science","page":"eabj2882","source":"science.org (Atypon)","title":"A macroecological description of alternative stable states reproduces intra- and inter-host variability of gut microbiome","volume":"7","author":[{"family":"Zaoli","given":"Silvia"},{"family":"Grilli","given":"Jacopo"}],"issued":{"date-parts":[["2021",10,20]]}}}],"schema":"https://github.com/citation-style-language/schema/raw/master/csl-citation.json"} </w:instrText>
+      </w:r>
+      <w:r>
+        <w:fldChar w:fldCharType="separate"/>
+      </w:r>
+      <w:r>
         <w:rPr>
           <w:rFonts w:cs="Times New Roman"/>
         </w:rPr>
-        <w:t>Lozupone</w:t>
-      </w:r>
-      <w:proofErr w:type="spellEnd"/>
-      <w:r>
-        <w:rPr>
-          <w:rFonts w:cs="Times New Roman"/>
-        </w:rPr>
-        <w:t xml:space="preserve"> et al., 2012)</w:t>
-      </w:r>
-      <w:r>
-        <w:rPr>
-          <w:lang w:val="sl-SI"/>
-        </w:rPr>
-        <w:fldChar w:fldCharType="end"/>
-      </w:r>
-    </w:p>
-    <w:p>
-      <w:r>
-        <w:t xml:space="preserve">The landscape of stable states or “regimes” for the human gut is still unknown. Samples obtained over time from the same individual are more like one another compared to those obtained from other individuals, suggesting that each person has a relatively distinct, stable community. This temporal stability can be related to the concept that stable equilibrium states exist for the microbiota, in which disturbances, stochasticity, and temporal dynamics of individual microbes produce change yet the community is still drawn to a central attractor. But </w:t>
-      </w:r>
-      <w:proofErr w:type="spellStart"/>
-      <w:r>
-        <w:t>Zaoli</w:t>
-      </w:r>
-      <w:proofErr w:type="spellEnd"/>
-      <w:r>
-        <w:t xml:space="preserve"> et al. showed this is not the case as on the timescale of years human gut microbiota can alter between alternative stable states </w:t>
-      </w:r>
-      <w:r>
-        <w:fldChar w:fldCharType="begin"/>
-      </w:r>
-      <w:r>
-        <w:instrText xml:space="preserve"> ADDIN ZOTERO_ITEM CSL_CITATION {"citationID":"aRc7sxEa","properties":{"formattedCitation":"(Zaoli &amp; Grilli, 2021)","plainCitation":"(Zaoli &amp; Grilli, 2021)","noteIndex":0},"citationItems":[{"id":2811,"uris":["http://zotero.org/users/8873894/items/E5V9UZZV"],"itemData":{"id":2811,"type":"article-journal","abstract":"The most fundamental questions in microbial ecology concern the diversity and variability of communities. Their composition varies widely across space and time, as a result of a nontrivial combination of stochastic and deterministic processes. The interplay between nonlinear community dynamics and environmental fluctuations determines the rich statistical structure of community variability. We analyze long time series of individual human gut microbiomes and compare intra- and intercommunity dissimilarity under a macroecological framework. We show that most taxa have large but stationary fluctuations over time, while a minority of taxa display rapid changes in average abundance that cluster in time, suggesting the presence of alternative stable states. We disentangle interindividual variability in a stochastic component and a deterministic one, the latter recapitulated by differences in carrying capacities. Last, by combining environmental fluctuations and alternative stable states, we introduce a model that quantitatively predicts the statistical properties of both intra- and interindividual community variability, therefore summarizing variation in a unique macroecological framework.","container-title":"Science Advances","DOI":"10.1126/sciadv.abj2882","issue":"43","note":"publisher: American Association for the Advancement of Science","page":"eabj2882","source":"science.org (Atypon)","title":"A macroecological description of alternative stable states reproduces intra- and inter-host variability of gut microbiome","volume":"7","author":[{"family":"Zaoli","given":"Silvia"},{"family":"Grilli","given":"Jacopo"}],"issued":{"date-parts":[["2021",10,20]]}}}],"schema":"https://github.com/citation-style-language/schema/raw/master/csl-citation.json"} </w:instrText>
-      </w:r>
-      <w:r>
-        <w:fldChar w:fldCharType="separate"/>
-      </w:r>
-      <w:r>
-        <w:rPr>
-          <w:rFonts w:cs="Times New Roman"/>
-        </w:rPr>
-        <w:t>(</w:t>
-      </w:r>
-      <w:proofErr w:type="spellStart"/>
-      <w:r>
-        <w:rPr>
-          <w:rFonts w:cs="Times New Roman"/>
-        </w:rPr>
-        <w:t>Zaoli</w:t>
-      </w:r>
-      <w:proofErr w:type="spellEnd"/>
-      <w:r>
-        <w:rPr>
-          <w:rFonts w:cs="Times New Roman"/>
-        </w:rPr>
-        <w:t xml:space="preserve"> &amp; Grilli, 2021)</w:t>
+        <w:t>(Zaoli &amp; Grilli, 2021)</w:t>
       </w:r>
       <w:r>
         <w:fldChar w:fldCharType="end"/>
@@ -1489,7 +1447,322 @@
       </w:r>
     </w:p>
     <w:p/>
-    <w:p/>
+    <w:p>
+      <w:pPr>
+        <w:rPr>
+          <w:b/>
+          <w:bCs/>
+        </w:rPr>
+      </w:pPr>
+      <w:r>
+        <w:rPr>
+          <w:b/>
+          <w:bCs/>
+        </w:rPr>
+        <w:t>Diversity</w:t>
+      </w:r>
+    </w:p>
+    <w:p>
+      <w:pPr>
+        <w:rPr>
+          <w:rFonts w:cs="Times New Roman"/>
+          <w:lang w:val="en-GB"/>
+        </w:rPr>
+      </w:pPr>
+      <w:r>
+        <w:rPr>
+          <w:rFonts w:cs="Times New Roman"/>
+          <w:lang w:val="en-GB"/>
+        </w:rPr>
+        <w:t xml:space="preserve">Diversity can be described on the level of individual sample by the evenness of the distribution of OTUs, the number of observed OTUs and with all the derivatives that consider evenness and relative abundance or presence of OTUs in the samples like Shannon and Simpsons diversity indexes. Highest diversity of bacterial OTUs was present in microbiota as we did not remove anything from this community, while sporobiota has much lower diversity. Phylogenetic diversity (Faith’s index) also showed higher diversity in microbiota than ethanol resistant fraction. Bacillota is a paraphyletic phylum, consisting many of </w:t>
+      </w:r>
+      <w:r>
+        <w:rPr>
+          <w:rFonts w:cs="Times New Roman"/>
+          <w:lang w:val="en-GB"/>
+        </w:rPr>
+        <w:lastRenderedPageBreak/>
+        <w:t>monophyletic classes. Most notable are the aerobic Bacilli and anaerobic Clostridia, which are polyphyletic, but both can form endospores.</w:t>
+      </w:r>
+    </w:p>
+    <w:p>
+      <w:pPr>
+        <w:rPr>
+          <w:lang w:val="en-GB"/>
+        </w:rPr>
+      </w:pPr>
+      <w:r>
+        <w:rPr>
+          <w:rFonts w:cs="Times New Roman"/>
+          <w:lang w:val="en-GB"/>
+        </w:rPr>
+        <w:t>(</w:t>
+      </w:r>
+      <w:hyperlink r:id="rId7" w:history="1">
+        <w:r>
+          <w:rPr>
+            <w:rStyle w:val="Hiperpovezava"/>
+            <w:rFonts w:cs="Times New Roman"/>
+            <w:lang w:val="en-GB"/>
+          </w:rPr>
+          <w:t>https://archive.ph/20121209051705/http://ijs.sgmjournals.org/cgi/pmidlookup?view=long&amp;pmid=15143038</w:t>
+        </w:r>
+      </w:hyperlink>
+    </w:p>
+    <w:p>
+      <w:pPr>
+        <w:rPr>
+          <w:lang w:val="en-GB"/>
+        </w:rPr>
+      </w:pPr>
+      <w:r>
+        <w:rPr>
+          <w:lang w:val="en-GB"/>
+        </w:rPr>
+        <w:t xml:space="preserve">As we showed that Shannon’s diversity in the least skewed because of different sampling depths, we will use this index in the explanation of results. Shannon’s diversity index - is related to the concept of uncertainty. If for example, a community has very low diversity, we can be certain of the identity of an organism we might choose by random (high certainty or low uncertainty). If a community is highly diverse and we choose an organism by random, we have a greater uncertainty of which species we will choose (low certainty or high uncertainty), where </w:t>
+      </w:r>
+      <w:r>
+        <w:rPr>
+          <w:i/>
+          <w:iCs/>
+          <w:lang w:val="en-GB"/>
+        </w:rPr>
+        <w:t>p</w:t>
+      </w:r>
+      <w:r>
+        <w:rPr>
+          <w:lang w:val="en-GB"/>
+        </w:rPr>
+        <w:t xml:space="preserve"> is the proportion of individual species </w:t>
+      </w:r>
+      <w:proofErr w:type="spellStart"/>
+      <w:r>
+        <w:rPr>
+          <w:i/>
+          <w:iCs/>
+          <w:lang w:val="en-GB"/>
+        </w:rPr>
+        <w:t>i</w:t>
+      </w:r>
+      <w:proofErr w:type="spellEnd"/>
+      <w:r>
+        <w:rPr>
+          <w:i/>
+          <w:iCs/>
+          <w:lang w:val="en-GB"/>
+        </w:rPr>
+        <w:t xml:space="preserve"> </w:t>
+      </w:r>
+      <w:r>
+        <w:rPr>
+          <w:lang w:val="en-GB"/>
+        </w:rPr>
+        <w:t xml:space="preserve">and </w:t>
+      </w:r>
+      <w:r>
+        <w:rPr>
+          <w:i/>
+          <w:iCs/>
+          <w:lang w:val="en-GB"/>
+        </w:rPr>
+        <w:t>S</w:t>
+      </w:r>
+      <w:r>
+        <w:rPr>
+          <w:lang w:val="en-GB"/>
+        </w:rPr>
+        <w:t xml:space="preserve"> is species richness. Equation 1: </w:t>
+      </w:r>
+      <m:oMath>
+        <m:r>
+          <w:rPr>
+            <w:rFonts w:ascii="Cambria Math" w:eastAsiaTheme="minorEastAsia" w:hAnsi="Cambria Math"/>
+            <w:lang w:val="en-GB"/>
+          </w:rPr>
+          <m:t>H=-</m:t>
+        </m:r>
+        <m:nary>
+          <m:naryPr>
+            <m:chr m:val="∑"/>
+            <m:limLoc m:val="undOvr"/>
+            <m:grow m:val="1"/>
+            <m:ctrlPr>
+              <w:rPr>
+                <w:rFonts w:ascii="Cambria Math" w:eastAsiaTheme="minorEastAsia" w:hAnsi="Cambria Math"/>
+                <w:i/>
+                <w:lang w:val="en-GB"/>
+              </w:rPr>
+            </m:ctrlPr>
+          </m:naryPr>
+          <m:sub>
+            <m:r>
+              <w:rPr>
+                <w:rFonts w:ascii="Cambria Math" w:eastAsiaTheme="minorEastAsia" w:hAnsi="Cambria Math"/>
+                <w:lang w:val="en-GB"/>
+              </w:rPr>
+              <m:t>i=1</m:t>
+            </m:r>
+          </m:sub>
+          <m:sup>
+            <m:r>
+              <w:rPr>
+                <w:rFonts w:ascii="Cambria Math" w:eastAsiaTheme="minorEastAsia" w:hAnsi="Cambria Math"/>
+                <w:lang w:val="en-GB"/>
+              </w:rPr>
+              <m:t>S</m:t>
+            </m:r>
+          </m:sup>
+          <m:e>
+            <m:sSub>
+              <m:sSubPr>
+                <m:ctrlPr>
+                  <w:rPr>
+                    <w:rFonts w:ascii="Cambria Math" w:eastAsiaTheme="minorEastAsia" w:hAnsi="Cambria Math"/>
+                    <w:i/>
+                    <w:lang w:val="en-GB"/>
+                  </w:rPr>
+                </m:ctrlPr>
+              </m:sSubPr>
+              <m:e>
+                <m:r>
+                  <w:rPr>
+                    <w:rFonts w:ascii="Cambria Math" w:eastAsiaTheme="minorEastAsia" w:hAnsi="Cambria Math"/>
+                    <w:lang w:val="en-GB"/>
+                  </w:rPr>
+                  <m:t>p</m:t>
+                </m:r>
+              </m:e>
+              <m:sub>
+                <m:r>
+                  <w:rPr>
+                    <w:rFonts w:ascii="Cambria Math" w:eastAsiaTheme="minorEastAsia" w:hAnsi="Cambria Math"/>
+                    <w:lang w:val="en-GB"/>
+                  </w:rPr>
+                  <m:t>i</m:t>
+                </m:r>
+              </m:sub>
+            </m:sSub>
+          </m:e>
+        </m:nary>
+        <m:r>
+          <w:rPr>
+            <w:rFonts w:ascii="Cambria Math" w:eastAsiaTheme="minorEastAsia" w:hAnsi="Cambria Math"/>
+            <w:lang w:val="en-GB"/>
+          </w:rPr>
+          <m:t>*</m:t>
+        </m:r>
+        <m:func>
+          <m:funcPr>
+            <m:ctrlPr>
+              <w:rPr>
+                <w:rFonts w:ascii="Cambria Math" w:eastAsiaTheme="minorEastAsia" w:hAnsi="Cambria Math"/>
+                <w:i/>
+                <w:lang w:val="en-GB"/>
+              </w:rPr>
+            </m:ctrlPr>
+          </m:funcPr>
+          <m:fName>
+            <m:r>
+              <w:rPr>
+                <w:rFonts w:ascii="Cambria Math" w:eastAsiaTheme="minorEastAsia" w:hAnsi="Cambria Math"/>
+                <w:lang w:val="en-GB"/>
+              </w:rPr>
+              <m:t>ln</m:t>
+            </m:r>
+          </m:fName>
+          <m:e>
+            <m:sSub>
+              <m:sSubPr>
+                <m:ctrlPr>
+                  <w:rPr>
+                    <w:rFonts w:ascii="Cambria Math" w:eastAsiaTheme="minorEastAsia" w:hAnsi="Cambria Math"/>
+                    <w:i/>
+                    <w:lang w:val="en-GB"/>
+                  </w:rPr>
+                </m:ctrlPr>
+              </m:sSubPr>
+              <m:e>
+                <m:r>
+                  <w:rPr>
+                    <w:rFonts w:ascii="Cambria Math" w:eastAsiaTheme="minorEastAsia" w:hAnsi="Cambria Math"/>
+                    <w:lang w:val="en-GB"/>
+                  </w:rPr>
+                  <m:t>p</m:t>
+                </m:r>
+              </m:e>
+              <m:sub>
+                <m:r>
+                  <w:rPr>
+                    <w:rFonts w:ascii="Cambria Math" w:eastAsiaTheme="minorEastAsia" w:hAnsi="Cambria Math"/>
+                    <w:lang w:val="en-GB"/>
+                  </w:rPr>
+                  <m:t>i</m:t>
+                </m:r>
+              </m:sub>
+            </m:sSub>
+          </m:e>
+        </m:func>
+      </m:oMath>
+      <w:r>
+        <w:rPr>
+          <w:lang w:val="en-GB"/>
+        </w:rPr>
+        <w:t xml:space="preserve">. The value </w:t>
+      </w:r>
+      <w:r>
+        <w:rPr>
+          <w:i/>
+          <w:iCs/>
+          <w:lang w:val="en-GB"/>
+        </w:rPr>
+        <w:t>H</w:t>
+      </w:r>
+      <w:r>
+        <w:rPr>
+          <w:lang w:val="en-GB"/>
+        </w:rPr>
+        <w:t xml:space="preserve"> ranges from 0 to </w:t>
+      </w:r>
+      <w:proofErr w:type="spellStart"/>
+      <w:r>
+        <w:rPr>
+          <w:i/>
+          <w:iCs/>
+          <w:lang w:val="en-GB"/>
+        </w:rPr>
+        <w:t>H</w:t>
+      </w:r>
+      <w:r>
+        <w:rPr>
+          <w:i/>
+          <w:iCs/>
+          <w:vertAlign w:val="subscript"/>
+          <w:lang w:val="en-GB"/>
+        </w:rPr>
+        <w:t>max</w:t>
+      </w:r>
+      <w:proofErr w:type="spellEnd"/>
+      <w:r>
+        <w:rPr>
+          <w:vertAlign w:val="subscript"/>
+          <w:lang w:val="en-GB"/>
+        </w:rPr>
+        <w:t xml:space="preserve"> </w:t>
+      </w:r>
+      <w:r>
+        <w:rPr>
+          <w:lang w:val="en-GB"/>
+        </w:rPr>
+        <w:t>is different in each community and depends on species richness. If practically all abundance is concentrated to one type, and the other types are very rare (even if there are many of them), Shannon entropy approaches 0. When there is only one type in the dataset, Shannon entropy exactly equals 0 (there is no uncertainty in predicting the type of the next randomly chosen entity).</w:t>
+      </w:r>
+    </w:p>
+    <w:p>
+      <w:pPr>
+        <w:rPr>
+          <w:lang w:val="en-GB"/>
+        </w:rPr>
+      </w:pPr>
+    </w:p>
     <w:sectPr>
       <w:pgSz w:w="11906" w:h="16838"/>
       <w:pgMar w:top="1417" w:right="1417" w:bottom="1417" w:left="1417" w:header="708" w:footer="708" w:gutter="0"/>
@@ -2407,7 +2680,7 @@
     <w:lsdException w:name="Unresolved Mention" w:semiHidden="1" w:unhideWhenUsed="1"/>
     <w:lsdException w:name="Smart Link" w:semiHidden="1" w:unhideWhenUsed="1"/>
   </w:latentStyles>
-  <w:style w:type="paragraph" w:default="1" w:styleId="Normal">
+  <w:style w:type="paragraph" w:default="1" w:styleId="Navaden">
     <w:name w:val="Normal"/>
     <w:qFormat/>
     <w:rsid w:val="00FB3A3E"/>
@@ -2421,11 +2694,11 @@
       <w14:ligatures w14:val="none"/>
     </w:rPr>
   </w:style>
-  <w:style w:type="paragraph" w:styleId="Heading1">
+  <w:style w:type="paragraph" w:styleId="Naslov1">
     <w:name w:val="heading 1"/>
-    <w:basedOn w:val="Normal"/>
-    <w:next w:val="Normal"/>
-    <w:link w:val="Heading1Char"/>
+    <w:basedOn w:val="Navaden"/>
+    <w:next w:val="Navaden"/>
+    <w:link w:val="Naslov1Znak"/>
     <w:uiPriority w:val="9"/>
     <w:qFormat/>
     <w:rsid w:val="00011DDA"/>
@@ -2440,11 +2713,11 @@
       <w:szCs w:val="24"/>
     </w:rPr>
   </w:style>
-  <w:style w:type="paragraph" w:styleId="Heading2">
+  <w:style w:type="paragraph" w:styleId="Naslov2">
     <w:name w:val="heading 2"/>
-    <w:basedOn w:val="Normal"/>
-    <w:next w:val="Normal"/>
-    <w:link w:val="Heading2Char"/>
+    <w:basedOn w:val="Navaden"/>
+    <w:next w:val="Navaden"/>
+    <w:link w:val="Naslov2Znak"/>
     <w:uiPriority w:val="9"/>
     <w:unhideWhenUsed/>
     <w:qFormat/>
@@ -2456,11 +2729,11 @@
       <w:b/>
     </w:rPr>
   </w:style>
-  <w:style w:type="paragraph" w:styleId="Heading3">
+  <w:style w:type="paragraph" w:styleId="Naslov3">
     <w:name w:val="heading 3"/>
-    <w:basedOn w:val="Heading2"/>
-    <w:next w:val="Normal"/>
-    <w:link w:val="Heading3Char"/>
+    <w:basedOn w:val="Naslov2"/>
+    <w:next w:val="Navaden"/>
+    <w:link w:val="Naslov3Znak"/>
     <w:uiPriority w:val="9"/>
     <w:unhideWhenUsed/>
     <w:qFormat/>
@@ -2469,13 +2742,13 @@
       <w:outlineLvl w:val="2"/>
     </w:pPr>
   </w:style>
-  <w:style w:type="character" w:default="1" w:styleId="DefaultParagraphFont">
+  <w:style w:type="character" w:default="1" w:styleId="Privzetapisavaodstavka">
     <w:name w:val="Default Paragraph Font"/>
     <w:uiPriority w:val="1"/>
     <w:semiHidden/>
     <w:unhideWhenUsed/>
   </w:style>
-  <w:style w:type="table" w:default="1" w:styleId="TableNormal">
+  <w:style w:type="table" w:default="1" w:styleId="Navadnatabela">
     <w:name w:val="Normal Table"/>
     <w:uiPriority w:val="99"/>
     <w:semiHidden/>
@@ -2490,15 +2763,15 @@
       </w:tblCellMar>
     </w:tblPr>
   </w:style>
-  <w:style w:type="numbering" w:default="1" w:styleId="NoList">
+  <w:style w:type="numbering" w:default="1" w:styleId="Brezseznama">
     <w:name w:val="No List"/>
     <w:uiPriority w:val="99"/>
     <w:semiHidden/>
     <w:unhideWhenUsed/>
   </w:style>
-  <w:style w:type="paragraph" w:styleId="ListParagraph">
+  <w:style w:type="paragraph" w:styleId="Odstavekseznama">
     <w:name w:val="List Paragraph"/>
-    <w:basedOn w:val="Normal"/>
+    <w:basedOn w:val="Navaden"/>
     <w:uiPriority w:val="34"/>
     <w:qFormat/>
     <w:rsid w:val="004F3B93"/>
@@ -2507,10 +2780,10 @@
       <w:contextualSpacing/>
     </w:pPr>
   </w:style>
-  <w:style w:type="character" w:customStyle="1" w:styleId="Heading2Char">
-    <w:name w:val="Heading 2 Char"/>
-    <w:basedOn w:val="DefaultParagraphFont"/>
-    <w:link w:val="Heading2"/>
+  <w:style w:type="character" w:customStyle="1" w:styleId="Naslov2Znak">
+    <w:name w:val="Naslov 2 Znak"/>
+    <w:basedOn w:val="Privzetapisavaodstavka"/>
+    <w:link w:val="Naslov2"/>
     <w:uiPriority w:val="9"/>
     <w:rsid w:val="00011DDA"/>
     <w:rPr>
@@ -2520,10 +2793,10 @@
       <w14:ligatures w14:val="none"/>
     </w:rPr>
   </w:style>
-  <w:style w:type="character" w:customStyle="1" w:styleId="Heading1Char">
-    <w:name w:val="Heading 1 Char"/>
-    <w:basedOn w:val="DefaultParagraphFont"/>
-    <w:link w:val="Heading1"/>
+  <w:style w:type="character" w:customStyle="1" w:styleId="Naslov1Znak">
+    <w:name w:val="Naslov 1 Znak"/>
+    <w:basedOn w:val="Privzetapisavaodstavka"/>
+    <w:link w:val="Naslov1"/>
     <w:uiPriority w:val="9"/>
     <w:rsid w:val="00011DDA"/>
     <w:rPr>
@@ -2536,10 +2809,10 @@
       <w14:ligatures w14:val="none"/>
     </w:rPr>
   </w:style>
-  <w:style w:type="character" w:customStyle="1" w:styleId="Heading3Char">
-    <w:name w:val="Heading 3 Char"/>
-    <w:basedOn w:val="DefaultParagraphFont"/>
-    <w:link w:val="Heading3"/>
+  <w:style w:type="character" w:customStyle="1" w:styleId="Naslov3Znak">
+    <w:name w:val="Naslov 3 Znak"/>
+    <w:basedOn w:val="Privzetapisavaodstavka"/>
+    <w:link w:val="Naslov3"/>
     <w:uiPriority w:val="9"/>
     <w:rsid w:val="008E2A6D"/>
     <w:rPr>
@@ -2547,6 +2820,17 @@
       <w:b/>
       <w:kern w:val="0"/>
       <w14:ligatures w14:val="none"/>
+    </w:rPr>
+  </w:style>
+  <w:style w:type="character" w:styleId="Hiperpovezava">
+    <w:name w:val="Hyperlink"/>
+    <w:basedOn w:val="Privzetapisavaodstavka"/>
+    <w:uiPriority w:val="99"/>
+    <w:unhideWhenUsed/>
+    <w:rsid w:val="005B58E2"/>
+    <w:rPr>
+      <w:color w:val="0563C1" w:themeColor="hyperlink"/>
+      <w:u w:val="single"/>
     </w:rPr>
   </w:style>
 </w:styles>

--- a/thesis/introduction&previous_research.docx
+++ b/thesis/introduction&previous_research.docx
@@ -1201,9 +1201,92 @@
     </w:p>
     <w:p>
       <w:pPr>
+        <w:rPr>
+          <w:lang w:val="en-GB"/>
+        </w:rPr>
+      </w:pPr>
+      <w:r>
+        <w:rPr>
+          <w:lang w:val="en-GB"/>
+        </w:rPr>
+        <w:t>Synthetic shotgun metagenomic datasets (mixture of isolate whole genomes) was assessed multiple times for the detection of ARGs in the dataset. Whether this be agricultural samples (</w:t>
+      </w:r>
+      <w:hyperlink r:id="rId6" w:anchor="Sec22" w:history="1">
+        <w:r>
+          <w:rPr>
+            <w:rStyle w:val="Hiperpovezava"/>
+            <w:lang w:val="en-GB"/>
+          </w:rPr>
+          <w:t>https://pmc.ncbi.nlm.nih.gov/articles/PMC10799530/#Sec22</w:t>
+        </w:r>
+      </w:hyperlink>
+      <w:r>
+        <w:rPr>
+          <w:lang w:val="en-GB"/>
+        </w:rPr>
+        <w:t xml:space="preserve">) or </w:t>
+      </w:r>
+      <w:proofErr w:type="spellStart"/>
+      <w:r>
+        <w:rPr>
+          <w:lang w:val="en-GB"/>
+        </w:rPr>
+        <w:t>fecal</w:t>
+      </w:r>
+      <w:proofErr w:type="spellEnd"/>
+      <w:r>
+        <w:rPr>
+          <w:lang w:val="en-GB"/>
+        </w:rPr>
+        <w:t xml:space="preserve"> samples etc. they have proved that for a reliable detection of t</w:t>
+      </w:r>
+      <w:r>
+        <w:rPr>
+          <w:lang w:val="en-GB"/>
+        </w:rPr>
+        <w:t>ru</w:t>
+      </w:r>
+      <w:r>
+        <w:rPr>
+          <w:lang w:val="en-GB"/>
+        </w:rPr>
+        <w:t xml:space="preserve">e ARGs coverage has to be exceptionally high, which in most shotgun metagenomic studies is not. Here we do not have phenotypic data for the stool samples, for which we provide ARG profiles, but </w:t>
+      </w:r>
+      <w:proofErr w:type="spellStart"/>
+      <w:r>
+        <w:rPr>
+          <w:lang w:val="en-GB"/>
+        </w:rPr>
+        <w:t>e</w:t>
+      </w:r>
+      <w:proofErr w:type="spellEnd"/>
+      <w:r>
+        <w:rPr>
+          <w:lang w:val="en-GB"/>
+        </w:rPr>
+        <w:t xml:space="preserve"> have used 3 different programs for detection of ARGs and also used the program </w:t>
+      </w:r>
+      <w:proofErr w:type="spellStart"/>
+      <w:r>
+        <w:rPr>
+          <w:lang w:val="en-GB"/>
+        </w:rPr>
+        <w:t>hAMRonization</w:t>
+      </w:r>
+      <w:proofErr w:type="spellEnd"/>
+      <w:r>
+        <w:rPr>
+          <w:lang w:val="en-GB"/>
+        </w:rPr>
+        <w:t xml:space="preserve"> </w:t>
+      </w:r>
+    </w:p>
+    <w:p>
+      <w:pPr>
         <w:pStyle w:val="Naslov2"/>
         <w:rPr>
           <w:b w:val="0"/>
+          <w:lang w:val="en-GB"/>
         </w:rPr>
       </w:pPr>
     </w:p>
@@ -1334,7 +1417,7 @@
                     </pic:cNvPicPr>
                   </pic:nvPicPr>
                   <pic:blipFill>
-                    <a:blip r:embed="rId6">
+                    <a:blip r:embed="rId7">
                       <a:extLst>
                         <a:ext uri="{28A0092B-C50C-407E-A947-70E740481C1C}">
                           <a14:useLocalDpi xmlns:a14="http://schemas.microsoft.com/office/drawing/2010/main" val="0"/>
@@ -1498,7 +1581,7 @@
         </w:rPr>
         <w:t>(</w:t>
       </w:r>
-      <w:hyperlink r:id="rId7" w:history="1">
+      <w:hyperlink r:id="rId8" w:history="1">
         <w:r>
           <w:rPr>
             <w:rStyle w:val="Hiperpovezava"/>
